--- a/templates/07-to-trinh-lanh-dao/to-trinh-thanh-lap-hoi-dong-tham-dinh.docx
+++ b/templates/07-to-trinh-lanh-dao/to-trinh-thanh-lap-hoi-dong-tham-dinh.docx
@@ -1195,10 +1195,10 @@
       </w:tblPr>
       <w:tblGrid>
         <w:gridCol w:w="672"/>
-        <w:gridCol w:w="1531"/>
-        <w:gridCol w:w="1713"/>
-        <w:gridCol w:w="3108"/>
-        <w:gridCol w:w="2001"/>
+        <w:gridCol w:w="1773"/>
+        <w:gridCol w:w="2114"/>
+        <w:gridCol w:w="2689"/>
+        <w:gridCol w:w="1777"/>
       </w:tblGrid>
       <w:tr>
         <w:trPr>
@@ -1245,7 +1245,7 @@
         </w:tc>
         <w:tc>
           <w:tcPr>
-            <w:tcW w:type="dxa" w:w="1531"/>
+            <w:tcW w:type="dxa" w:w="1773"/>
             <w:tcBorders>
               <w:top w:val="single" w:color="000000" w:sz="4"/>
               <w:left w:val="single" w:color="000000" w:sz="4"/>
@@ -1283,7 +1283,7 @@
         </w:tc>
         <w:tc>
           <w:tcPr>
-            <w:tcW w:type="dxa" w:w="1713"/>
+            <w:tcW w:type="dxa" w:w="2114"/>
             <w:tcBorders>
               <w:top w:val="single" w:color="000000" w:sz="4"/>
               <w:left w:val="single" w:color="000000" w:sz="4"/>
@@ -1321,7 +1321,7 @@
         </w:tc>
         <w:tc>
           <w:tcPr>
-            <w:tcW w:type="dxa" w:w="3108"/>
+            <w:tcW w:type="dxa" w:w="2689"/>
             <w:tcBorders>
               <w:top w:val="single" w:color="000000" w:sz="4"/>
               <w:left w:val="single" w:color="000000" w:sz="4"/>
@@ -1359,7 +1359,7 @@
         </w:tc>
         <w:tc>
           <w:tcPr>
-            <w:tcW w:type="dxa" w:w="2001"/>
+            <w:tcW w:type="dxa" w:w="1777"/>
             <w:tcBorders>
               <w:top w:val="single" w:color="000000" w:sz="4"/>
               <w:left w:val="single" w:color="000000" w:sz="4"/>
@@ -1440,7 +1440,7 @@
         </w:tc>
         <w:tc>
           <w:tcPr>
-            <w:tcW w:type="dxa" w:w="1531"/>
+            <w:tcW w:type="dxa" w:w="1773"/>
             <w:tcBorders>
               <w:top w:val="single" w:color="000000" w:sz="4"/>
               <w:left w:val="single" w:color="000000" w:sz="4"/>
@@ -1478,7 +1478,7 @@
         </w:tc>
         <w:tc>
           <w:tcPr>
-            <w:tcW w:type="dxa" w:w="1713"/>
+            <w:tcW w:type="dxa" w:w="2114"/>
             <w:tcBorders>
               <w:top w:val="single" w:color="000000" w:sz="4"/>
               <w:left w:val="single" w:color="000000" w:sz="4"/>
@@ -1516,7 +1516,7 @@
         </w:tc>
         <w:tc>
           <w:tcPr>
-            <w:tcW w:type="dxa" w:w="3108"/>
+            <w:tcW w:type="dxa" w:w="2689"/>
             <w:tcBorders>
               <w:top w:val="single" w:color="000000" w:sz="4"/>
               <w:left w:val="single" w:color="000000" w:sz="4"/>
@@ -1553,7 +1553,7 @@
         </w:tc>
         <w:tc>
           <w:tcPr>
-            <w:tcW w:type="dxa" w:w="2001"/>
+            <w:tcW w:type="dxa" w:w="1777"/>
             <w:tcBorders>
               <w:top w:val="single" w:color="000000" w:sz="4"/>
               <w:left w:val="single" w:color="000000" w:sz="4"/>
@@ -1634,7 +1634,7 @@
         </w:tc>
         <w:tc>
           <w:tcPr>
-            <w:tcW w:type="dxa" w:w="1531"/>
+            <w:tcW w:type="dxa" w:w="1773"/>
             <w:tcBorders>
               <w:top w:val="single" w:color="000000" w:sz="4"/>
               <w:left w:val="single" w:color="000000" w:sz="4"/>
@@ -1672,7 +1672,7 @@
         </w:tc>
         <w:tc>
           <w:tcPr>
-            <w:tcW w:type="dxa" w:w="1713"/>
+            <w:tcW w:type="dxa" w:w="2114"/>
             <w:tcBorders>
               <w:top w:val="single" w:color="000000" w:sz="4"/>
               <w:left w:val="single" w:color="000000" w:sz="4"/>
@@ -1710,7 +1710,7 @@
         </w:tc>
         <w:tc>
           <w:tcPr>
-            <w:tcW w:type="dxa" w:w="3108"/>
+            <w:tcW w:type="dxa" w:w="2689"/>
             <w:tcBorders>
               <w:top w:val="single" w:color="000000" w:sz="4"/>
               <w:left w:val="single" w:color="000000" w:sz="4"/>
@@ -1747,7 +1747,7 @@
         </w:tc>
         <w:tc>
           <w:tcPr>
-            <w:tcW w:type="dxa" w:w="2001"/>
+            <w:tcW w:type="dxa" w:w="1777"/>
             <w:tcBorders>
               <w:top w:val="single" w:color="000000" w:sz="4"/>
               <w:left w:val="single" w:color="000000" w:sz="4"/>
@@ -1828,7 +1828,7 @@
         </w:tc>
         <w:tc>
           <w:tcPr>
-            <w:tcW w:type="dxa" w:w="1531"/>
+            <w:tcW w:type="dxa" w:w="1773"/>
             <w:tcBorders>
               <w:top w:val="single" w:color="000000" w:sz="4"/>
               <w:left w:val="single" w:color="000000" w:sz="4"/>
@@ -1866,7 +1866,7 @@
         </w:tc>
         <w:tc>
           <w:tcPr>
-            <w:tcW w:type="dxa" w:w="1713"/>
+            <w:tcW w:type="dxa" w:w="2114"/>
             <w:tcBorders>
               <w:top w:val="single" w:color="000000" w:sz="4"/>
               <w:left w:val="single" w:color="000000" w:sz="4"/>
@@ -1904,7 +1904,7 @@
         </w:tc>
         <w:tc>
           <w:tcPr>
-            <w:tcW w:type="dxa" w:w="3108"/>
+            <w:tcW w:type="dxa" w:w="2689"/>
             <w:tcBorders>
               <w:top w:val="single" w:color="000000" w:sz="4"/>
               <w:left w:val="single" w:color="000000" w:sz="4"/>
@@ -1941,7 +1941,7 @@
         </w:tc>
         <w:tc>
           <w:tcPr>
-            <w:tcW w:type="dxa" w:w="2001"/>
+            <w:tcW w:type="dxa" w:w="1777"/>
             <w:tcBorders>
               <w:top w:val="single" w:color="000000" w:sz="4"/>
               <w:left w:val="single" w:color="000000" w:sz="4"/>
@@ -2022,7 +2022,7 @@
         </w:tc>
         <w:tc>
           <w:tcPr>
-            <w:tcW w:type="dxa" w:w="1531"/>
+            <w:tcW w:type="dxa" w:w="1773"/>
             <w:tcBorders>
               <w:top w:val="single" w:color="000000" w:sz="4"/>
               <w:left w:val="single" w:color="000000" w:sz="4"/>
@@ -2060,7 +2060,7 @@
         </w:tc>
         <w:tc>
           <w:tcPr>
-            <w:tcW w:type="dxa" w:w="1713"/>
+            <w:tcW w:type="dxa" w:w="2114"/>
             <w:tcBorders>
               <w:top w:val="single" w:color="000000" w:sz="4"/>
               <w:left w:val="single" w:color="000000" w:sz="4"/>
@@ -2098,7 +2098,7 @@
         </w:tc>
         <w:tc>
           <w:tcPr>
-            <w:tcW w:type="dxa" w:w="3108"/>
+            <w:tcW w:type="dxa" w:w="2689"/>
             <w:tcBorders>
               <w:top w:val="single" w:color="000000" w:sz="4"/>
               <w:left w:val="single" w:color="000000" w:sz="4"/>
@@ -2135,7 +2135,7 @@
         </w:tc>
         <w:tc>
           <w:tcPr>
-            <w:tcW w:type="dxa" w:w="2001"/>
+            <w:tcW w:type="dxa" w:w="1777"/>
             <w:tcBorders>
               <w:top w:val="single" w:color="000000" w:sz="4"/>
               <w:left w:val="single" w:color="000000" w:sz="4"/>
@@ -2216,7 +2216,7 @@
         </w:tc>
         <w:tc>
           <w:tcPr>
-            <w:tcW w:type="dxa" w:w="1531"/>
+            <w:tcW w:type="dxa" w:w="1773"/>
             <w:tcBorders>
               <w:top w:val="single" w:color="000000" w:sz="4"/>
               <w:left w:val="single" w:color="000000" w:sz="4"/>
@@ -2254,7 +2254,7 @@
         </w:tc>
         <w:tc>
           <w:tcPr>
-            <w:tcW w:type="dxa" w:w="1713"/>
+            <w:tcW w:type="dxa" w:w="2114"/>
             <w:tcBorders>
               <w:top w:val="single" w:color="000000" w:sz="4"/>
               <w:left w:val="single" w:color="000000" w:sz="4"/>
@@ -2292,7 +2292,7 @@
         </w:tc>
         <w:tc>
           <w:tcPr>
-            <w:tcW w:type="dxa" w:w="3108"/>
+            <w:tcW w:type="dxa" w:w="2689"/>
             <w:tcBorders>
               <w:top w:val="single" w:color="000000" w:sz="4"/>
               <w:left w:val="single" w:color="000000" w:sz="4"/>
@@ -2329,7 +2329,7 @@
         </w:tc>
         <w:tc>
           <w:tcPr>
-            <w:tcW w:type="dxa" w:w="2001"/>
+            <w:tcW w:type="dxa" w:w="1777"/>
             <w:tcBorders>
               <w:top w:val="single" w:color="000000" w:sz="4"/>
               <w:left w:val="single" w:color="000000" w:sz="4"/>
@@ -2410,7 +2410,7 @@
         </w:tc>
         <w:tc>
           <w:tcPr>
-            <w:tcW w:type="dxa" w:w="1531"/>
+            <w:tcW w:type="dxa" w:w="1773"/>
             <w:tcBorders>
               <w:top w:val="single" w:color="000000" w:sz="4"/>
               <w:left w:val="single" w:color="000000" w:sz="4"/>
@@ -2448,7 +2448,7 @@
         </w:tc>
         <w:tc>
           <w:tcPr>
-            <w:tcW w:type="dxa" w:w="1713"/>
+            <w:tcW w:type="dxa" w:w="2114"/>
             <w:tcBorders>
               <w:top w:val="single" w:color="000000" w:sz="4"/>
               <w:left w:val="single" w:color="000000" w:sz="4"/>
@@ -2486,7 +2486,7 @@
         </w:tc>
         <w:tc>
           <w:tcPr>
-            <w:tcW w:type="dxa" w:w="3108"/>
+            <w:tcW w:type="dxa" w:w="2689"/>
             <w:tcBorders>
               <w:top w:val="single" w:color="000000" w:sz="4"/>
               <w:left w:val="single" w:color="000000" w:sz="4"/>
@@ -2523,7 +2523,7 @@
         </w:tc>
         <w:tc>
           <w:tcPr>
-            <w:tcW w:type="dxa" w:w="2001"/>
+            <w:tcW w:type="dxa" w:w="1777"/>
             <w:tcBorders>
               <w:top w:val="single" w:color="000000" w:sz="4"/>
               <w:left w:val="single" w:color="000000" w:sz="4"/>
